--- a/marks-grid-template.docx
+++ b/marks-grid-template.docx
@@ -356,6 +356,7 @@
       </w:tblGrid>
       <w:tr>
         <w:trPr>
+          <w:trHeight w:hRule="atLeast" w:val="340"/>
           <w:tblHeader/>
         </w:trPr>
         <w:tc>
@@ -528,6 +529,9 @@
         </w:tc>
       </w:tr>
       <w:tr>
+        <w:trPr>
+          <w:trHeight w:hRule="atLeast" w:val="1134"/>
+        </w:trPr>
         <w:tc>
           <w:tcPr>
             <w:tcW w:type="dxa" w:w="1150"/>
